--- a/每日学习总结/2026-09-13-神经美容与皮肤脑轴.docx
+++ b/每日学习总结/2026-09-13-神经美容与皮肤脑轴.docx
@@ -1060,6 +1060,136 @@
         <w:t>信源：MDPI Cosmetics 2026,13(3),102（皮肤-脑轴综述）；Science 2026-03 Vol 391:1208（应激神经-免疫环路）；Wiley J Cosmet Dermatol 2024（慢性应激致皮肤老化临床）；personalcareinsights / Givaudan Active Beauty 2026（神经化妆品市场）；《皮肤科学与化妆品功效评价》（刘玮）、《Cosmeceuticals》（活性物机制）</w:t>
       </w:r>
     </w:p>
+    <w:p>
+      <w:pPr>
+        <w:spacing w:before="240" w:after="80"/>
+      </w:pPr>
+      <w:r>
+        <w:rPr>
+          <w:rFonts w:ascii="微软雅黑" w:hAnsi="微软雅黑" w:eastAsia="微软雅黑"/>
+          <w:b/>
+          <w:color w:val="1F3A5F"/>
+          <w:sz w:val="25"/>
+        </w:rPr>
+        <w:t>参考资料与出处链接</w:t>
+      </w:r>
+    </w:p>
+    <w:p>
+      <w:pPr>
+        <w:pStyle w:val="ListNumber"/>
+        <w:spacing w:after="40"/>
+      </w:pPr>
+      <w:r>
+        <w:rPr>
+          <w:rFonts w:ascii="微软雅黑" w:hAnsi="微软雅黑" w:eastAsia="微软雅黑"/>
+          <w:sz w:val="20"/>
+        </w:rPr>
+        <w:t xml:space="preserve">1. </w:t>
+      </w:r>
+      <w:hyperlink r:id="rId9">
+        <w:r>
+          <w:rPr>
+            <w:rStyle w:val="Hyperlink"/>
+            <w:rFonts w:eastAsia="微软雅黑" w:ascii="微软雅黑" w:hAnsi="微软雅黑"/>
+          </w:rPr>
+          <w:t>MDPI Cosmetics 2026 综述：Neurocosmetics and the Skin-Brain Axis（13(3):102）</w:t>
+        </w:r>
+      </w:hyperlink>
+      <w:r>
+        <w:rPr>
+          <w:rFonts w:ascii="微软雅黑" w:hAnsi="微软雅黑" w:eastAsia="微软雅黑"/>
+          <w:color w:val="595959"/>
+          <w:sz w:val="18"/>
+        </w:rPr>
+        <w:t xml:space="preserve">  https://www.mdpi.com/2079-9284/13/3/102</w:t>
+      </w:r>
+    </w:p>
+    <w:p>
+      <w:pPr>
+        <w:pStyle w:val="ListNumber"/>
+        <w:spacing w:after="40"/>
+      </w:pPr>
+      <w:r>
+        <w:rPr>
+          <w:rFonts w:ascii="微软雅黑" w:hAnsi="微软雅黑" w:eastAsia="微软雅黑"/>
+          <w:sz w:val="20"/>
+        </w:rPr>
+        <w:t xml:space="preserve">2. </w:t>
+      </w:r>
+      <w:hyperlink r:id="rId10">
+        <w:r>
+          <w:rPr>
+            <w:rStyle w:val="Hyperlink"/>
+            <w:rFonts w:eastAsia="微软雅黑" w:ascii="微软雅黑" w:hAnsi="微软雅黑"/>
+          </w:rPr>
+          <w:t>家庭医生在线：解锁「神经化妆品」——皮肤与大脑的情绪对话</w:t>
+        </w:r>
+      </w:hyperlink>
+      <w:r>
+        <w:rPr>
+          <w:rFonts w:ascii="微软雅黑" w:hAnsi="微软雅黑" w:eastAsia="微软雅黑"/>
+          <w:color w:val="595959"/>
+          <w:sz w:val="18"/>
+        </w:rPr>
+        <w:t xml:space="preserve">  https://www.familydoctor.cn/news/peizhi-yuyue-meigan-jiesuo-shenjing-huazhuangpin-pifu-danao-403919.html</w:t>
+      </w:r>
+    </w:p>
+    <w:p>
+      <w:pPr>
+        <w:pStyle w:val="ListNumber"/>
+        <w:spacing w:after="40"/>
+      </w:pPr>
+      <w:r>
+        <w:rPr>
+          <w:rFonts w:ascii="微软雅黑" w:hAnsi="微软雅黑" w:eastAsia="微软雅黑"/>
+          <w:sz w:val="20"/>
+        </w:rPr>
+        <w:t xml:space="preserve">3. </w:t>
+      </w:r>
+      <w:hyperlink r:id="rId11">
+        <w:r>
+          <w:rPr>
+            <w:rStyle w:val="Hyperlink"/>
+            <w:rFonts w:eastAsia="微软雅黑" w:ascii="微软雅黑" w:hAnsi="微软雅黑"/>
+          </w:rPr>
+          <w:t>Science：应激神经环路放大皮肤炎症（ neuronal circuits amplify skin inflammation）</w:t>
+        </w:r>
+      </w:hyperlink>
+      <w:r>
+        <w:rPr>
+          <w:rFonts w:ascii="微软雅黑" w:hAnsi="微软雅黑" w:eastAsia="微软雅黑"/>
+          <w:color w:val="595959"/>
+          <w:sz w:val="18"/>
+        </w:rPr>
+        <w:t xml:space="preserve">  https://www.science.org/doi/10.1126/science.aef7718</w:t>
+      </w:r>
+    </w:p>
+    <w:p>
+      <w:pPr>
+        <w:pStyle w:val="ListNumber"/>
+        <w:spacing w:after="40"/>
+      </w:pPr>
+      <w:r>
+        <w:rPr>
+          <w:rFonts w:ascii="微软雅黑" w:hAnsi="微软雅黑" w:eastAsia="微软雅黑"/>
+          <w:sz w:val="20"/>
+        </w:rPr>
+        <w:t>4. 《皮肤科学与化妆品功效评价》（刘玮 主编）</w:t>
+      </w:r>
+    </w:p>
+    <w:p>
+      <w:pPr>
+        <w:pStyle w:val="ListNumber"/>
+        <w:spacing w:after="40"/>
+      </w:pPr>
+      <w:r>
+        <w:rPr>
+          <w:rFonts w:ascii="微软雅黑" w:hAnsi="微软雅黑" w:eastAsia="微软雅黑"/>
+          <w:sz w:val="20"/>
+        </w:rPr>
+        <w:t>5. Cosmeceuticals（Elsner &amp; Maibach 编）</w:t>
+      </w:r>
+    </w:p>
     <w:sectPr>
       <w:pgSz w:w="12240" w:h="15840"/>
       <w:pgMar w:top="1296" w:right="1296" w:bottom="1296" w:left="1296" w:header="720" w:footer="720" w:gutter="0"/>
